--- a/01.UML/02. ECUD/ECUD_PAO202650_TICKET_SOAP_JAVA_NRC30742_GR08.docx
+++ b/01.UML/02. ECUD/ECUD_PAO202650_TICKET_SOAP_JAVA_NRC30742_GR08.docx
@@ -74,10 +74,10 @@
               <w:pgSz w:w="11906" w:h="16838" w:code="9"/>
               <w:pgMar w:top="1418" w:right="1701" w:bottom="1418" w:left="1701" w:header="709" w:footer="709" w:gutter="0"/>
               <w:pgBorders>
-                <w:top w:val="thinThickSmallGap" w:sz="24" w:space="24" w:color="4472C4" w:themeColor="accent1"/>
-                <w:left w:val="thinThickSmallGap" w:sz="24" w:space="24" w:color="4472C4" w:themeColor="accent1"/>
-                <w:bottom w:val="thickThinSmallGap" w:sz="24" w:space="0" w:color="4472C4" w:themeColor="accent1"/>
-                <w:right w:val="thickThinSmallGap" w:sz="24" w:space="24" w:color="4472C4" w:themeColor="accent1"/>
+                <w:top w:val="twistedLines1" w:sz="18" w:space="24" w:color="4472C4" w:themeColor="accent1"/>
+                <w:left w:val="twistedLines1" w:sz="18" w:space="24" w:color="4472C4" w:themeColor="accent1"/>
+                <w:bottom w:val="twistedLines1" w:sz="18" w:space="24" w:color="4472C4" w:themeColor="accent1"/>
+                <w:right w:val="twistedLines1" w:sz="18" w:space="24" w:color="4472C4" w:themeColor="accent1"/>
               </w:pgBorders>
               <w:pgNumType w:start="0"/>
               <w:cols w:space="708"/>
@@ -350,23 +350,13 @@
                                     <w:szCs w:val="24"/>
                                   </w:rPr>
                                 </w:pPr>
-                                <w:proofErr w:type="gramStart"/>
                                 <w:r>
                                   <w:rPr>
                                     <w:rFonts w:asciiTheme="minorHAnsi" w:hAnsiTheme="minorHAnsi" w:cstheme="minorHAnsi"/>
                                     <w:sz w:val="24"/>
                                     <w:szCs w:val="24"/>
                                   </w:rPr>
-                                  <w:t>MIS.MDU.CCNA.CCIA</w:t>
-                                </w:r>
-                                <w:proofErr w:type="gramEnd"/>
-                                <w:r>
-                                  <w:rPr>
-                                    <w:rFonts w:asciiTheme="minorHAnsi" w:hAnsiTheme="minorHAnsi" w:cstheme="minorHAnsi"/>
-                                    <w:sz w:val="24"/>
-                                    <w:szCs w:val="24"/>
-                                  </w:rPr>
-                                  <w:t>.</w:t>
+                                  <w:t>MIS.MDU.CCNA.CCIA.</w:t>
                                 </w:r>
                               </w:p>
                               <w:p>
@@ -766,23 +756,13 @@
                               <w:szCs w:val="24"/>
                             </w:rPr>
                           </w:pPr>
-                          <w:proofErr w:type="gramStart"/>
                           <w:r>
                             <w:rPr>
                               <w:rFonts w:asciiTheme="minorHAnsi" w:hAnsiTheme="minorHAnsi" w:cstheme="minorHAnsi"/>
                               <w:sz w:val="24"/>
                               <w:szCs w:val="24"/>
                             </w:rPr>
-                            <w:t>MIS.MDU.CCNA.CCIA</w:t>
-                          </w:r>
-                          <w:proofErr w:type="gramEnd"/>
-                          <w:r>
-                            <w:rPr>
-                              <w:rFonts w:asciiTheme="minorHAnsi" w:hAnsiTheme="minorHAnsi" w:cstheme="minorHAnsi"/>
-                              <w:sz w:val="24"/>
-                              <w:szCs w:val="24"/>
-                            </w:rPr>
-                            <w:t>.</w:t>
+                            <w:t>MIS.MDU.CCNA.CCIA.</w:t>
                           </w:r>
                         </w:p>
                         <w:p>
@@ -6113,10 +6093,10 @@
           <w:pgSz w:w="11906" w:h="16838"/>
           <w:pgMar w:top="1440" w:right="1440" w:bottom="1440" w:left="1440" w:header="708" w:footer="708" w:gutter="0"/>
           <w:pgBorders>
-            <w:top w:val="thinThickSmallGap" w:sz="24" w:space="24" w:color="4472C4" w:themeColor="accent1"/>
-            <w:left w:val="thinThickSmallGap" w:sz="24" w:space="24" w:color="4472C4" w:themeColor="accent1"/>
-            <w:bottom w:val="thickThinSmallGap" w:sz="24" w:space="0" w:color="4472C4" w:themeColor="accent1"/>
-            <w:right w:val="thickThinSmallGap" w:sz="24" w:space="24" w:color="4472C4" w:themeColor="accent1"/>
+            <w:top w:val="twistedLines1" w:sz="18" w:space="24" w:color="4472C4" w:themeColor="accent1"/>
+            <w:left w:val="twistedLines1" w:sz="18" w:space="24" w:color="4472C4" w:themeColor="accent1"/>
+            <w:bottom w:val="twistedLines1" w:sz="18" w:space="24" w:color="4472C4" w:themeColor="accent1"/>
+            <w:right w:val="twistedLines1" w:sz="18" w:space="24" w:color="4472C4" w:themeColor="accent1"/>
           </w:pgBorders>
           <w:cols w:space="708"/>
           <w:docGrid w:linePitch="360"/>
@@ -6668,10 +6648,10 @@
           <w:pgSz w:w="11906" w:h="16838"/>
           <w:pgMar w:top="1440" w:right="1440" w:bottom="1440" w:left="1440" w:header="708" w:footer="708" w:gutter="0"/>
           <w:pgBorders>
-            <w:top w:val="thinThickSmallGap" w:sz="24" w:space="24" w:color="4472C4" w:themeColor="accent1"/>
-            <w:left w:val="thinThickSmallGap" w:sz="24" w:space="24" w:color="4472C4" w:themeColor="accent1"/>
-            <w:bottom w:val="thickThinSmallGap" w:sz="24" w:space="0" w:color="4472C4" w:themeColor="accent1"/>
-            <w:right w:val="thickThinSmallGap" w:sz="24" w:space="24" w:color="4472C4" w:themeColor="accent1"/>
+            <w:top w:val="twistedLines1" w:sz="18" w:space="24" w:color="4472C4" w:themeColor="accent1"/>
+            <w:left w:val="twistedLines1" w:sz="18" w:space="24" w:color="4472C4" w:themeColor="accent1"/>
+            <w:bottom w:val="twistedLines1" w:sz="18" w:space="24" w:color="4472C4" w:themeColor="accent1"/>
+            <w:right w:val="twistedLines1" w:sz="18" w:space="24" w:color="4472C4" w:themeColor="accent1"/>
           </w:pgBorders>
           <w:cols w:space="708"/>
           <w:docGrid w:linePitch="360"/>
@@ -6741,23 +6721,7 @@
         <w:jc w:val="both"/>
       </w:pPr>
       <w:r>
-        <w:t xml:space="preserve">A continuación, se muestra la Especificación de Casos de Uso Detallado (ECUD) para el Sistema </w:t>
-      </w:r>
-      <w:proofErr w:type="spellStart"/>
-      <w:r>
-        <w:t>TicketPremium</w:t>
-      </w:r>
-      <w:proofErr w:type="spellEnd"/>
-      <w:r>
-        <w:t xml:space="preserve"> integrado con la Federación de Fútbol mediante Web </w:t>
-      </w:r>
-      <w:proofErr w:type="spellStart"/>
-      <w:r>
-        <w:t>Services</w:t>
-      </w:r>
-      <w:proofErr w:type="spellEnd"/>
-      <w:r>
-        <w:t xml:space="preserve"> SOAP.</w:t>
+        <w:t>A continuación, se muestra la Especificación de Casos de Uso Detallado (ECUD) para el Sistema TicketPremium integrado con la Federación de Fútbol mediante Web Services SOAP.</w:t>
       </w:r>
     </w:p>
     <w:p>
@@ -7489,15 +7453,7 @@
               <w:cnfStyle w:val="000000100000" w:firstRow="0" w:lastRow="0" w:firstColumn="0" w:lastColumn="0" w:oddVBand="0" w:evenVBand="0" w:oddHBand="1" w:evenHBand="0" w:firstRowFirstColumn="0" w:firstRowLastColumn="0" w:lastRowFirstColumn="0" w:lastRowLastColumn="0"/>
             </w:pPr>
             <w:r>
-              <w:t xml:space="preserve">Cuando el ingreso sea exitoso, el usuario obtiene acceso al menú principal del sistema </w:t>
-            </w:r>
-            <w:proofErr w:type="spellStart"/>
-            <w:r>
-              <w:t>TicketPremium</w:t>
-            </w:r>
-            <w:proofErr w:type="spellEnd"/>
-            <w:r>
-              <w:t xml:space="preserve"> (Consulta de Partidos Disponibles, Consulta de Localidades, Registro de Compra y Reporte de Ventas).</w:t>
+              <w:t>Cuando el ingreso sea exitoso, el usuario obtiene acceso al menú principal del sistema TicketPremium (Consulta de Partidos Disponibles, Consulta de Localidades, Registro de Compra y Reporte de Ventas).</w:t>
             </w:r>
           </w:p>
         </w:tc>
@@ -7607,21 +7563,11 @@
             <w:r>
               <w:t xml:space="preserve">Ilustración </w:t>
             </w:r>
-            <w:r>
-              <w:fldChar w:fldCharType="begin"/>
-            </w:r>
-            <w:r>
-              <w:instrText xml:space="preserve"> SEQ Ilustración \* ARABIC </w:instrText>
-            </w:r>
-            <w:r>
-              <w:fldChar w:fldCharType="separate"/>
-            </w:r>
-            <w:r>
-              <w:t>1</w:t>
-            </w:r>
-            <w:r>
-              <w:fldChar w:fldCharType="end"/>
-            </w:r>
+            <w:fldSimple w:instr=" SEQ Ilustración \* ARABIC ">
+              <w:r>
+                <w:t>1</w:t>
+              </w:r>
+            </w:fldSimple>
             <w:r>
               <w:t xml:space="preserve">. Caso de Uso </w:t>
             </w:r>
@@ -7794,28 +7740,7 @@
               <w:cnfStyle w:val="000000000000" w:firstRow="0" w:lastRow="0" w:firstColumn="0" w:lastColumn="0" w:oddVBand="0" w:evenVBand="0" w:oddHBand="0" w:evenHBand="0" w:firstRowFirstColumn="0" w:firstRowLastColumn="0" w:lastRowFirstColumn="0" w:lastRowLastColumn="0"/>
             </w:pPr>
             <w:r>
-              <w:t xml:space="preserve">El cliente invoca el método </w:t>
-            </w:r>
-            <w:proofErr w:type="spellStart"/>
-            <w:proofErr w:type="gramStart"/>
-            <w:r>
-              <w:t>validarLogin</w:t>
-            </w:r>
-            <w:proofErr w:type="spellEnd"/>
-            <w:r>
-              <w:t>(</w:t>
-            </w:r>
-            <w:proofErr w:type="gramEnd"/>
-            <w:r>
-              <w:t xml:space="preserve">usuario, </w:t>
-            </w:r>
-            <w:proofErr w:type="spellStart"/>
-            <w:r>
-              <w:t>password</w:t>
-            </w:r>
-            <w:proofErr w:type="spellEnd"/>
-            <w:r>
-              <w:t>) del Web Service SOAP.</w:t>
+              <w:t>El cliente invoca el método validarLogin(usuario, password) del Web Service SOAP.</w:t>
             </w:r>
           </w:p>
         </w:tc>
@@ -8433,15 +8358,7 @@
               <w:cnfStyle w:val="000000100000" w:firstRow="0" w:lastRow="0" w:firstColumn="0" w:lastColumn="0" w:oddVBand="0" w:evenVBand="0" w:oddHBand="1" w:evenHBand="0" w:firstRowFirstColumn="0" w:firstRowLastColumn="0" w:lastRowFirstColumn="0" w:lastRowLastColumn="0"/>
             </w:pPr>
             <w:r>
-              <w:t>El servidor SOAP valida las credenciales recibidas desde cualquiera de los cuatro clientes. La validación se realiza comparando contra las credenciales quemadas en el código (</w:t>
-            </w:r>
-            <w:proofErr w:type="spellStart"/>
-            <w:r>
-              <w:t>hardcoded</w:t>
-            </w:r>
-            <w:proofErr w:type="spellEnd"/>
-            <w:r>
-              <w:t>).</w:t>
+              <w:t>El servidor SOAP valida las credenciales recibidas desde cualquiera de los cuatro clientes. La validación se realiza comparando contra las credenciales quemadas en el código (hardcoded).</w:t>
             </w:r>
           </w:p>
         </w:tc>
@@ -8762,15 +8679,7 @@
               <w:cnfStyle w:val="000000000000" w:firstRow="0" w:lastRow="0" w:firstColumn="0" w:lastColumn="0" w:oddVBand="0" w:evenVBand="0" w:oddHBand="0" w:evenHBand="0" w:firstRowFirstColumn="0" w:firstRowLastColumn="0" w:lastRowFirstColumn="0" w:lastRowLastColumn="0"/>
             </w:pPr>
             <w:r>
-              <w:t xml:space="preserve">El cliente ha enviado los parámetros usuario y </w:t>
-            </w:r>
-            <w:proofErr w:type="spellStart"/>
-            <w:r>
-              <w:t>password</w:t>
-            </w:r>
-            <w:proofErr w:type="spellEnd"/>
-            <w:r>
-              <w:t xml:space="preserve"> al Web Service.</w:t>
+              <w:t>El cliente ha enviado los parámetros usuario y password al Web Service.</w:t>
             </w:r>
           </w:p>
           <w:p>
@@ -8967,21 +8876,11 @@
             <w:r>
               <w:t xml:space="preserve">Ilustración </w:t>
             </w:r>
-            <w:r>
-              <w:fldChar w:fldCharType="begin"/>
-            </w:r>
-            <w:r>
-              <w:instrText xml:space="preserve"> SEQ Ilustración \* ARABIC </w:instrText>
-            </w:r>
-            <w:r>
-              <w:fldChar w:fldCharType="separate"/>
-            </w:r>
-            <w:r>
-              <w:t>2</w:t>
-            </w:r>
-            <w:r>
-              <w:fldChar w:fldCharType="end"/>
-            </w:r>
+            <w:fldSimple w:instr=" SEQ Ilustración \* ARABIC ">
+              <w:r>
+                <w:t>2</w:t>
+              </w:r>
+            </w:fldSimple>
             <w:r>
               <w:t>. Caso de Uso 1.</w:t>
             </w:r>
@@ -10452,20 +10351,7 @@
               <w:cnfStyle w:val="000000000000" w:firstRow="0" w:lastRow="0" w:firstColumn="0" w:lastColumn="0" w:oddVBand="0" w:evenVBand="0" w:oddHBand="0" w:evenHBand="0" w:firstRowFirstColumn="0" w:firstRowLastColumn="0" w:lastRowFirstColumn="0" w:lastRowLastColumn="0"/>
             </w:pPr>
             <w:r>
-              <w:t xml:space="preserve">El cliente invoca el método </w:t>
-            </w:r>
-            <w:proofErr w:type="spellStart"/>
-            <w:proofErr w:type="gramStart"/>
-            <w:r>
-              <w:t>obtenerPartidosDisponibles</w:t>
-            </w:r>
-            <w:proofErr w:type="spellEnd"/>
-            <w:r>
-              <w:t>(</w:t>
-            </w:r>
-            <w:proofErr w:type="gramEnd"/>
-            <w:r>
-              <w:t>) del Web Service SOAP.</w:t>
+              <w:t>El cliente invoca el método obtenerPartidosDisponibles() del Web Service SOAP.</w:t>
             </w:r>
           </w:p>
         </w:tc>
@@ -10693,34 +10579,10 @@
                 <w:b/>
                 <w:bCs/>
               </w:rPr>
-              <w:t xml:space="preserve">Datos inválidos o </w:t>
-            </w:r>
-            <w:proofErr w:type="spellStart"/>
-            <w:r>
-              <w:rPr>
-                <w:b/>
-                <w:bCs/>
-              </w:rPr>
-              <w:t>timeout</w:t>
-            </w:r>
-            <w:proofErr w:type="spellEnd"/>
-            <w:r>
-              <w:rPr>
-                <w:b/>
-                <w:bCs/>
-              </w:rPr>
-              <w:t>:</w:t>
-            </w:r>
-            <w:r>
-              <w:t xml:space="preserve"> El cliente maneja </w:t>
-            </w:r>
-            <w:proofErr w:type="spellStart"/>
-            <w:r>
-              <w:t>timeout</w:t>
-            </w:r>
-            <w:proofErr w:type="spellEnd"/>
-            <w:r>
-              <w:t xml:space="preserve"> y permite reintentar la consulta.</w:t>
+              <w:t>Datos inválidos o timeout:</w:t>
+            </w:r>
+            <w:r>
+              <w:t xml:space="preserve"> El cliente maneja timeout y permite reintentar la consulta.</w:t>
             </w:r>
           </w:p>
         </w:tc>
@@ -11751,23 +11613,7 @@
               <w:cnfStyle w:val="000000000000" w:firstRow="0" w:lastRow="0" w:firstColumn="0" w:lastColumn="0" w:oddVBand="0" w:evenVBand="0" w:oddHBand="0" w:evenHBand="0" w:firstRowFirstColumn="0" w:firstRowLastColumn="0" w:lastRowFirstColumn="0" w:lastRowLastColumn="0"/>
             </w:pPr>
             <w:r>
-              <w:t xml:space="preserve">El cliente invoca el método </w:t>
-            </w:r>
-            <w:proofErr w:type="spellStart"/>
-            <w:r>
-              <w:t>obtenerLocalidadesPorPartido</w:t>
-            </w:r>
-            <w:proofErr w:type="spellEnd"/>
-            <w:r>
-              <w:t>(</w:t>
-            </w:r>
-            <w:proofErr w:type="spellStart"/>
-            <w:r>
-              <w:t>codigoPartido</w:t>
-            </w:r>
-            <w:proofErr w:type="spellEnd"/>
-            <w:r>
-              <w:t>) del Web Service SOAP.</w:t>
+              <w:t>El cliente invoca el método obtenerLocalidadesPorPartido(codigoPartido) del Web Service SOAP.</w:t>
             </w:r>
           </w:p>
         </w:tc>
@@ -12006,21 +11852,12 @@
               </w:numPr>
               <w:spacing w:line="360" w:lineRule="auto"/>
             </w:pPr>
-            <w:proofErr w:type="spellStart"/>
             <w:r>
               <w:rPr>
                 <w:b/>
                 <w:bCs/>
               </w:rPr>
-              <w:t>Timeout</w:t>
-            </w:r>
-            <w:proofErr w:type="spellEnd"/>
-            <w:r>
-              <w:rPr>
-                <w:b/>
-                <w:bCs/>
-              </w:rPr>
-              <w:t xml:space="preserve">: </w:t>
+              <w:t xml:space="preserve">Timeout: </w:t>
             </w:r>
             <w:r>
               <w:t>Si la consulta demora demasiado, el cliente permite reintentar la operación.</w:t>
@@ -12833,15 +12670,7 @@
               <w:cnfStyle w:val="000000100000" w:firstRow="0" w:lastRow="0" w:firstColumn="0" w:lastColumn="0" w:oddVBand="0" w:evenVBand="0" w:oddHBand="1" w:evenHBand="0" w:firstRowFirstColumn="0" w:firstRowLastColumn="0" w:lastRowFirstColumn="0" w:lastRowLastColumn="0"/>
             </w:pPr>
             <w:r>
-              <w:t xml:space="preserve">Se genera y registra la factura en la aplicación </w:t>
-            </w:r>
-            <w:proofErr w:type="spellStart"/>
-            <w:r>
-              <w:t>TicketPremium</w:t>
-            </w:r>
-            <w:proofErr w:type="spellEnd"/>
-            <w:r>
-              <w:t xml:space="preserve"> (tablas FACTURA y DETALLE_FACTURA).</w:t>
+              <w:t>Se genera y registra la factura en la aplicación TicketPremium (tablas FACTURA y DETALLE_FACTURA).</w:t>
             </w:r>
           </w:p>
           <w:p>
@@ -13105,33 +12934,7 @@
               <w:cnfStyle w:val="000000000000" w:firstRow="0" w:lastRow="0" w:firstColumn="0" w:lastColumn="0" w:oddVBand="0" w:evenVBand="0" w:oddHBand="0" w:evenHBand="0" w:firstRowFirstColumn="0" w:firstRowLastColumn="0" w:lastRowFirstColumn="0" w:lastRowLastColumn="0"/>
             </w:pPr>
             <w:r>
-              <w:t xml:space="preserve">El cliente invoca el método </w:t>
-            </w:r>
-            <w:proofErr w:type="spellStart"/>
-            <w:proofErr w:type="gramStart"/>
-            <w:r>
-              <w:t>decrementarDisponibilidad</w:t>
-            </w:r>
-            <w:proofErr w:type="spellEnd"/>
-            <w:r>
-              <w:t>(</w:t>
-            </w:r>
-            <w:proofErr w:type="spellStart"/>
-            <w:proofErr w:type="gramEnd"/>
-            <w:r>
-              <w:t>codigoPartido</w:t>
-            </w:r>
-            <w:proofErr w:type="spellEnd"/>
-            <w:r>
-              <w:t xml:space="preserve">, </w:t>
-            </w:r>
-            <w:proofErr w:type="spellStart"/>
-            <w:r>
-              <w:t>codigoLocalidad</w:t>
-            </w:r>
-            <w:proofErr w:type="spellEnd"/>
-            <w:r>
-              <w:t>, cantidad) del Web Service SOAP.</w:t>
+              <w:t>El cliente invoca el método decrementarDisponibilidad(codigoPartido, codigoLocalidad, cantidad) del Web Service SOAP.</w:t>
             </w:r>
           </w:p>
         </w:tc>
@@ -13330,15 +13133,7 @@
               <w:t xml:space="preserve">Error en la transacción: </w:t>
             </w:r>
             <w:r>
-              <w:t xml:space="preserve">Si ocurre algún fallo durante la actualización, se realiza </w:t>
-            </w:r>
-            <w:proofErr w:type="spellStart"/>
-            <w:r>
-              <w:t>rollback</w:t>
-            </w:r>
-            <w:proofErr w:type="spellEnd"/>
-            <w:r>
-              <w:t xml:space="preserve"> completo y se notifica al usuario.</w:t>
+              <w:t>Si ocurre algún fallo durante la actualización, se realiza rollback completo y se notifica al usuario.</w:t>
             </w:r>
           </w:p>
           <w:p>
@@ -13779,15 +13574,7 @@
             </w:r>
             <w:r>
               <w:lastRenderedPageBreak/>
-              <w:t xml:space="preserve">datos se obtienen desde la base de datos local de la aplicación </w:t>
-            </w:r>
-            <w:proofErr w:type="spellStart"/>
-            <w:r>
-              <w:t>TicketPremium</w:t>
-            </w:r>
-            <w:proofErr w:type="spellEnd"/>
-            <w:r>
-              <w:t>.</w:t>
+              <w:t>datos se obtienen desde la base de datos local de la aplicación TicketPremium.</w:t>
             </w:r>
           </w:p>
         </w:tc>
@@ -14129,15 +13916,7 @@
               <w:cnfStyle w:val="000000000000" w:firstRow="0" w:lastRow="0" w:firstColumn="0" w:lastColumn="0" w:oddVBand="0" w:evenVBand="0" w:oddHBand="0" w:evenHBand="0" w:firstRowFirstColumn="0" w:firstRowLastColumn="0" w:lastRowFirstColumn="0" w:lastRowLastColumn="0"/>
             </w:pPr>
             <w:r>
-              <w:t xml:space="preserve">Deben existir ventas registradas previamente en la aplicación </w:t>
-            </w:r>
-            <w:proofErr w:type="spellStart"/>
-            <w:r>
-              <w:t>TicketPremium</w:t>
-            </w:r>
-            <w:proofErr w:type="spellEnd"/>
-            <w:r>
-              <w:t xml:space="preserve"> (caso ECUD4).</w:t>
+              <w:t>Deben existir ventas registradas previamente en la aplicación TicketPremium (caso ECUD4).</w:t>
             </w:r>
           </w:p>
         </w:tc>
@@ -14621,16 +14400,8 @@
               <w:spacing w:line="360" w:lineRule="auto"/>
               <w:cnfStyle w:val="000000000000" w:firstRow="0" w:lastRow="0" w:firstColumn="0" w:lastColumn="0" w:oddVBand="0" w:evenVBand="0" w:oddHBand="0" w:evenHBand="0" w:firstRowFirstColumn="0" w:firstRowLastColumn="0" w:lastRowFirstColumn="0" w:lastRowLastColumn="0"/>
             </w:pPr>
-            <w:proofErr w:type="gramStart"/>
-            <w:r>
-              <w:t>Total</w:t>
-            </w:r>
-            <w:proofErr w:type="gramEnd"/>
-            <w:r>
-              <w:t xml:space="preserve"> r</w:t>
-            </w:r>
-            <w:r>
-              <w:t>ecaudado</w:t>
+            <w:r>
+              <w:t>Total recaudado</w:t>
             </w:r>
           </w:p>
         </w:tc>
@@ -14899,10 +14670,10 @@
       <w:pgSz w:w="11906" w:h="16838"/>
       <w:pgMar w:top="1440" w:right="1440" w:bottom="1440" w:left="1440" w:header="708" w:footer="708" w:gutter="0"/>
       <w:pgBorders>
-        <w:top w:val="thinThickSmallGap" w:sz="24" w:space="24" w:color="4472C4" w:themeColor="accent1"/>
-        <w:left w:val="thinThickSmallGap" w:sz="24" w:space="24" w:color="4472C4" w:themeColor="accent1"/>
-        <w:bottom w:val="thickThinSmallGap" w:sz="24" w:space="0" w:color="4472C4" w:themeColor="accent1"/>
-        <w:right w:val="thickThinSmallGap" w:sz="24" w:space="24" w:color="4472C4" w:themeColor="accent1"/>
+        <w:top w:val="twistedLines1" w:sz="18" w:space="24" w:color="4472C4" w:themeColor="accent1"/>
+        <w:left w:val="twistedLines1" w:sz="18" w:space="24" w:color="4472C4" w:themeColor="accent1"/>
+        <w:bottom w:val="twistedLines1" w:sz="18" w:space="24" w:color="4472C4" w:themeColor="accent1"/>
+        <w:right w:val="twistedLines1" w:sz="18" w:space="24" w:color="4472C4" w:themeColor="accent1"/>
       </w:pgBorders>
       <w:cols w:space="708"/>
       <w:docGrid w:linePitch="360"/>
@@ -19613,6 +19384,7 @@
   <w:style w:type="character" w:default="1" w:styleId="Fuentedeprrafopredeter">
     <w:name w:val="Default Paragraph Font"/>
     <w:uiPriority w:val="1"/>
+    <w:semiHidden/>
     <w:unhideWhenUsed/>
   </w:style>
   <w:style w:type="table" w:default="1" w:styleId="Tablanormal">

--- a/01.UML/02. ECUD/ECUD_PAO202650_TICKET_SOAP_JAVA_NRC30742_GR08.docx
+++ b/01.UML/02. ECUD/ECUD_PAO202650_TICKET_SOAP_JAVA_NRC30742_GR08.docx
@@ -10154,6 +10154,59 @@
               <w:cnfStyle w:val="000000000000" w:firstRow="0" w:lastRow="0" w:firstColumn="0" w:lastColumn="0" w:oddVBand="0" w:evenVBand="0" w:oddHBand="0" w:evenHBand="0" w:firstRowFirstColumn="0" w:firstRowLastColumn="0" w:lastRowFirstColumn="0" w:lastRowLastColumn="0"/>
             </w:pPr>
             <w:bookmarkStart w:id="24" w:name="_Toc74775660"/>
+            <w:r>
+              <w:rPr>
+                <w:noProof/>
+              </w:rPr>
+              <w:drawing>
+                <wp:inline distT="0" distB="0" distL="0" distR="0" wp14:anchorId="14D98DC9" wp14:editId="4194303E">
+                  <wp:extent cx="3201670" cy="2320909"/>
+                  <wp:effectExtent l="0" t="0" r="0" b="3810"/>
+                  <wp:docPr id="1743324496" name="Imagen 27"/>
+                  <wp:cNvGraphicFramePr>
+                    <a:graphicFrameLocks xmlns:a="http://schemas.openxmlformats.org/drawingml/2006/main" noChangeAspect="1"/>
+                  </wp:cNvGraphicFramePr>
+                  <a:graphic xmlns:a="http://schemas.openxmlformats.org/drawingml/2006/main">
+                    <a:graphicData uri="http://schemas.openxmlformats.org/drawingml/2006/picture">
+                      <pic:pic xmlns:pic="http://schemas.openxmlformats.org/drawingml/2006/picture">
+                        <pic:nvPicPr>
+                          <pic:cNvPr id="0" name="Picture 1"/>
+                          <pic:cNvPicPr>
+                            <a:picLocks noChangeAspect="1" noChangeArrowheads="1"/>
+                          </pic:cNvPicPr>
+                        </pic:nvPicPr>
+                        <pic:blipFill>
+                          <a:blip r:embed="rId12" cstate="print">
+                            <a:extLst>
+                              <a:ext uri="{28A0092B-C50C-407E-A947-70E740481C1C}">
+                                <a14:useLocalDpi xmlns:a14="http://schemas.microsoft.com/office/drawing/2010/main" val="0"/>
+                              </a:ext>
+                            </a:extLst>
+                          </a:blip>
+                          <a:srcRect/>
+                          <a:stretch>
+                            <a:fillRect/>
+                          </a:stretch>
+                        </pic:blipFill>
+                        <pic:spPr bwMode="auto">
+                          <a:xfrm>
+                            <a:off x="0" y="0"/>
+                            <a:ext cx="3214685" cy="2330344"/>
+                          </a:xfrm>
+                          <a:prstGeom prst="rect">
+                            <a:avLst/>
+                          </a:prstGeom>
+                          <a:noFill/>
+                          <a:ln>
+                            <a:noFill/>
+                          </a:ln>
+                        </pic:spPr>
+                      </pic:pic>
+                    </a:graphicData>
+                  </a:graphic>
+                </wp:inline>
+              </w:drawing>
+            </w:r>
           </w:p>
           <w:p>
             <w:pPr>
@@ -10331,6 +10384,7 @@
               <w:spacing w:line="360" w:lineRule="auto"/>
             </w:pPr>
             <w:r>
+              <w:lastRenderedPageBreak/>
               <w:t>El usuario espera la respuesta.</w:t>
             </w:r>
           </w:p>
@@ -10426,7 +10480,6 @@
               <w:spacing w:line="360" w:lineRule="auto"/>
             </w:pPr>
             <w:r>
-              <w:lastRenderedPageBreak/>
               <w:t>El usuario selecciona un partido.</w:t>
             </w:r>
           </w:p>
@@ -10918,6 +10971,7 @@
               <w:rPr>
                 <w:b/>
               </w:rPr>
+              <w:lastRenderedPageBreak/>
               <w:t>Descripción</w:t>
             </w:r>
             <w:r>
@@ -10966,7 +11020,6 @@
               <w:rPr>
                 <w:b/>
               </w:rPr>
-              <w:lastRenderedPageBreak/>
               <w:t>Meta</w:t>
             </w:r>
             <w:r>
@@ -11639,6 +11692,7 @@
               <w:spacing w:line="360" w:lineRule="auto"/>
             </w:pPr>
             <w:r>
+              <w:lastRenderedPageBreak/>
               <w:t>El usuario espera la respuesta.</w:t>
             </w:r>
           </w:p>
@@ -11735,7 +11789,6 @@
               <w:rPr>
                 <w:b/>
               </w:rPr>
-              <w:lastRenderedPageBreak/>
               <w:t>Flujo Alternativo</w:t>
             </w:r>
           </w:p>
@@ -12231,7 +12284,11 @@
               <w:cnfStyle w:val="000000100000" w:firstRow="0" w:lastRow="0" w:firstColumn="0" w:lastColumn="0" w:oddVBand="0" w:evenVBand="0" w:oddHBand="1" w:evenHBand="0" w:firstRowFirstColumn="0" w:firstRowLastColumn="0" w:lastRowFirstColumn="0" w:lastRowLastColumn="0"/>
             </w:pPr>
             <w:r>
-              <w:t>Permite al usuario registrar la compra de boletos de una o varias localidades de un partido seleccionado. El cliente envía la información de la compra al Web Service, el cual decrementa la disponibilidad en la base de datos del servidor y confirma la operación. Posteriormente, el cliente registra la factura con el cálculo de IVA.</w:t>
+              <w:t xml:space="preserve">Permite al usuario registrar la compra de boletos de una o varias localidades de un partido seleccionado. El cliente envía la </w:t>
+            </w:r>
+            <w:r>
+              <w:lastRenderedPageBreak/>
+              <w:t>información de la compra al Web Service, el cual decrementa la disponibilidad en la base de datos del servidor y confirma la operación. Posteriormente, el cliente registra la factura con el cálculo de IVA.</w:t>
             </w:r>
           </w:p>
         </w:tc>
@@ -12735,6 +12792,59 @@
               <w:jc w:val="center"/>
               <w:cnfStyle w:val="000000000000" w:firstRow="0" w:lastRow="0" w:firstColumn="0" w:lastColumn="0" w:oddVBand="0" w:evenVBand="0" w:oddHBand="0" w:evenHBand="0" w:firstRowFirstColumn="0" w:firstRowLastColumn="0" w:lastRowFirstColumn="0" w:lastRowLastColumn="0"/>
             </w:pPr>
+            <w:r>
+              <w:rPr>
+                <w:noProof/>
+              </w:rPr>
+              <w:drawing>
+                <wp:inline distT="0" distB="0" distL="0" distR="0" wp14:anchorId="61842B94" wp14:editId="07D6414F">
+                  <wp:extent cx="3163570" cy="2293290"/>
+                  <wp:effectExtent l="0" t="0" r="0" b="0"/>
+                  <wp:docPr id="927537991" name="Imagen 28"/>
+                  <wp:cNvGraphicFramePr>
+                    <a:graphicFrameLocks xmlns:a="http://schemas.openxmlformats.org/drawingml/2006/main" noChangeAspect="1"/>
+                  </wp:cNvGraphicFramePr>
+                  <a:graphic xmlns:a="http://schemas.openxmlformats.org/drawingml/2006/main">
+                    <a:graphicData uri="http://schemas.openxmlformats.org/drawingml/2006/picture">
+                      <pic:pic xmlns:pic="http://schemas.openxmlformats.org/drawingml/2006/picture">
+                        <pic:nvPicPr>
+                          <pic:cNvPr id="0" name="Picture 7"/>
+                          <pic:cNvPicPr>
+                            <a:picLocks noChangeAspect="1" noChangeArrowheads="1"/>
+                          </pic:cNvPicPr>
+                        </pic:nvPicPr>
+                        <pic:blipFill>
+                          <a:blip r:embed="rId12" cstate="print">
+                            <a:extLst>
+                              <a:ext uri="{28A0092B-C50C-407E-A947-70E740481C1C}">
+                                <a14:useLocalDpi xmlns:a14="http://schemas.microsoft.com/office/drawing/2010/main" val="0"/>
+                              </a:ext>
+                            </a:extLst>
+                          </a:blip>
+                          <a:srcRect/>
+                          <a:stretch>
+                            <a:fillRect/>
+                          </a:stretch>
+                        </pic:blipFill>
+                        <pic:spPr bwMode="auto">
+                          <a:xfrm>
+                            <a:off x="0" y="0"/>
+                            <a:ext cx="3169068" cy="2297276"/>
+                          </a:xfrm>
+                          <a:prstGeom prst="rect">
+                            <a:avLst/>
+                          </a:prstGeom>
+                          <a:noFill/>
+                          <a:ln>
+                            <a:noFill/>
+                          </a:ln>
+                        </pic:spPr>
+                      </pic:pic>
+                    </a:graphicData>
+                  </a:graphic>
+                </wp:inline>
+              </w:drawing>
+            </w:r>
           </w:p>
           <w:p>
             <w:pPr>
@@ -12790,6 +12900,7 @@
               <w:rPr>
                 <w:b/>
               </w:rPr>
+              <w:lastRenderedPageBreak/>
               <w:t>Flujo básico</w:t>
             </w:r>
           </w:p>
@@ -13009,7 +13120,6 @@
               <w:spacing w:line="360" w:lineRule="auto"/>
             </w:pPr>
             <w:r>
-              <w:lastRenderedPageBreak/>
               <w:t>El usuario visualiza el resultado.</w:t>
             </w:r>
           </w:p>
@@ -13291,6 +13401,7 @@
               <w:rPr>
                 <w:bCs/>
               </w:rPr>
+              <w:lastRenderedPageBreak/>
               <w:t xml:space="preserve">Casos de uso extendidos:  </w:t>
             </w:r>
           </w:p>
@@ -13570,11 +13681,7 @@
               <w:cnfStyle w:val="000000100000" w:firstRow="0" w:lastRow="0" w:firstColumn="0" w:lastColumn="0" w:oddVBand="0" w:evenVBand="0" w:oddHBand="1" w:evenHBand="0" w:firstRowFirstColumn="0" w:firstRowLastColumn="0" w:lastRowFirstColumn="0" w:lastRowLastColumn="0"/>
             </w:pPr>
             <w:r>
-              <w:t xml:space="preserve">Permite al usuario generar un reporte resumido de las ventas realizadas de un partido específico. El reporte muestra por localidad la cantidad de boletos vendidos y el total recaudado. Los </w:t>
-            </w:r>
-            <w:r>
-              <w:lastRenderedPageBreak/>
-              <w:t>datos se obtienen desde la base de datos local de la aplicación TicketPremium.</w:t>
+              <w:t>Permite al usuario generar un reporte resumido de las ventas realizadas de un partido específico. El reporte muestra por localidad la cantidad de boletos vendidos y el total recaudado. Los datos se obtienen desde la base de datos local de la aplicación TicketPremium.</w:t>
             </w:r>
           </w:p>
         </w:tc>
@@ -13601,7 +13708,6 @@
               <w:rPr>
                 <w:b/>
               </w:rPr>
-              <w:lastRenderedPageBreak/>
               <w:t>Meta</w:t>
             </w:r>
             <w:r>
@@ -14020,6 +14126,7 @@
               <w:rPr>
                 <w:b/>
               </w:rPr>
+              <w:lastRenderedPageBreak/>
               <w:t xml:space="preserve">Gráfico </w:t>
             </w:r>
           </w:p>
@@ -14036,6 +14143,59 @@
               <w:jc w:val="center"/>
               <w:cnfStyle w:val="000000000000" w:firstRow="0" w:lastRow="0" w:firstColumn="0" w:lastColumn="0" w:oddVBand="0" w:evenVBand="0" w:oddHBand="0" w:evenHBand="0" w:firstRowFirstColumn="0" w:firstRowLastColumn="0" w:lastRowFirstColumn="0" w:lastRowLastColumn="0"/>
             </w:pPr>
+            <w:r>
+              <w:rPr>
+                <w:noProof/>
+              </w:rPr>
+              <w:drawing>
+                <wp:inline distT="0" distB="0" distL="0" distR="0" wp14:anchorId="208323FD" wp14:editId="17573699">
+                  <wp:extent cx="3338830" cy="2420337"/>
+                  <wp:effectExtent l="0" t="0" r="0" b="0"/>
+                  <wp:docPr id="429151847" name="Imagen 29"/>
+                  <wp:cNvGraphicFramePr>
+                    <a:graphicFrameLocks xmlns:a="http://schemas.openxmlformats.org/drawingml/2006/main" noChangeAspect="1"/>
+                  </wp:cNvGraphicFramePr>
+                  <a:graphic xmlns:a="http://schemas.openxmlformats.org/drawingml/2006/main">
+                    <a:graphicData uri="http://schemas.openxmlformats.org/drawingml/2006/picture">
+                      <pic:pic xmlns:pic="http://schemas.openxmlformats.org/drawingml/2006/picture">
+                        <pic:nvPicPr>
+                          <pic:cNvPr id="0" name="Picture 9"/>
+                          <pic:cNvPicPr>
+                            <a:picLocks noChangeAspect="1" noChangeArrowheads="1"/>
+                          </pic:cNvPicPr>
+                        </pic:nvPicPr>
+                        <pic:blipFill>
+                          <a:blip r:embed="rId12" cstate="print">
+                            <a:extLst>
+                              <a:ext uri="{28A0092B-C50C-407E-A947-70E740481C1C}">
+                                <a14:useLocalDpi xmlns:a14="http://schemas.microsoft.com/office/drawing/2010/main" val="0"/>
+                              </a:ext>
+                            </a:extLst>
+                          </a:blip>
+                          <a:srcRect/>
+                          <a:stretch>
+                            <a:fillRect/>
+                          </a:stretch>
+                        </pic:blipFill>
+                        <pic:spPr bwMode="auto">
+                          <a:xfrm>
+                            <a:off x="0" y="0"/>
+                            <a:ext cx="3343444" cy="2423681"/>
+                          </a:xfrm>
+                          <a:prstGeom prst="rect">
+                            <a:avLst/>
+                          </a:prstGeom>
+                          <a:noFill/>
+                          <a:ln>
+                            <a:noFill/>
+                          </a:ln>
+                        </pic:spPr>
+                      </pic:pic>
+                    </a:graphicData>
+                  </a:graphic>
+                </wp:inline>
+              </w:drawing>
+            </w:r>
           </w:p>
           <w:p>
             <w:pPr>
@@ -14358,7 +14518,6 @@
               <w:cnfStyle w:val="000000000000" w:firstRow="0" w:lastRow="0" w:firstColumn="0" w:lastColumn="0" w:oddVBand="0" w:evenVBand="0" w:oddHBand="0" w:evenHBand="0" w:firstRowFirstColumn="0" w:firstRowLastColumn="0" w:lastRowFirstColumn="0" w:lastRowLastColumn="0"/>
             </w:pPr>
             <w:r>
-              <w:lastRenderedPageBreak/>
               <w:t>Fecha del partido</w:t>
             </w:r>
           </w:p>
@@ -14432,7 +14591,6 @@
               <w:rPr>
                 <w:b/>
               </w:rPr>
-              <w:lastRenderedPageBreak/>
               <w:t>Flujo Alternativo</w:t>
             </w:r>
           </w:p>
@@ -14490,6 +14648,7 @@
                 <w:b/>
                 <w:bCs/>
               </w:rPr>
+              <w:lastRenderedPageBreak/>
               <w:t xml:space="preserve">No hay partidos con ventas: </w:t>
             </w:r>
             <w:r>
@@ -14564,6 +14723,7 @@
               <w:rPr>
                 <w:bCs/>
               </w:rPr>
+              <w:lastRenderedPageBreak/>
               <w:t xml:space="preserve">Casos de uso incluidos: </w:t>
             </w:r>
           </w:p>
